--- a/Capstone_Project/12_Assessment/Group-3_Individual_Contribution_Form_Gerhardus.docx
+++ b/Capstone_Project/12_Assessment/Group-3_Individual_Contribution_Form_Gerhardus.docx
@@ -25,7 +25,6 @@
       <w:r>
         <w:br/>
         <w:br/>
-        <w:t>Student / Group Template</w:t>
         <w:br/>
         <w:br/>
       </w:r>
@@ -232,14 +231,6 @@
         <w:t>Contribution Summary</w:t>
       </w:r>
     </w:p>
-    <w:p>
-      <w:pPr>
-        <w:keepNext/>
-      </w:pPr>
-      <w:r>
-        <w:t>Describe your specific research, design, coding, testing, documentation and presentation contributions.</w:t>
-      </w:r>
-    </w:p>
     <w:tbl>
       <w:tblPr>
         <w:tblStyle w:val="TableGrid"/>
@@ -386,14 +377,6 @@
       </w:pPr>
       <w:r>
         <w:t>Git / Evidence References</w:t>
-      </w:r>
-    </w:p>
-    <w:p>
-      <w:pPr>
-        <w:keepNext/>
-      </w:pPr>
-      <w:r>
-        <w:t>List commits, files, diagrams, test cases or other evidence.</w:t>
       </w:r>
     </w:p>
     <w:tbl>

--- a/Capstone_Project/12_Assessment/Group-3_Individual_Contribution_Form_Gerhardus.docx
+++ b/Capstone_Project/12_Assessment/Group-3_Individual_Contribution_Form_Gerhardus.docx
@@ -25,6 +25,7 @@
       <w:r>
         <w:br/>
         <w:br/>
+        <w:t>Student / Group Template</w:t>
         <w:br/>
         <w:br/>
       </w:r>
@@ -174,7 +175,7 @@
           <w:p>
             <w:r>
               <w:rPr/>
-              <w:t>Week 4</w:t>
+              <w:t>Week 5 Final submission</w:t>
             </w:r>
           </w:p>
         </w:tc>
@@ -198,7 +199,7 @@
           <w:p>
             <w:r>
               <w:rPr/>
-              <w:t>Friday 23 October 2026</w:t>
+              <w:t>Thursday 29 October 2026</w:t>
             </w:r>
           </w:p>
         </w:tc>
@@ -229,6 +230,14 @@
       </w:pPr>
       <w:r>
         <w:t>Contribution Summary</w:t>
+      </w:r>
+    </w:p>
+    <w:p>
+      <w:pPr>
+        <w:keepNext/>
+      </w:pPr>
+      <w:r>
+        <w:t>Describe your specific research, design, coding, testing, documentation and presentation contributions.</w:t>
       </w:r>
     </w:p>
     <w:tbl>
@@ -320,7 +329,7 @@
               <w:rPr>
                 <w:sz w:val="19"/>
               </w:rPr>
-              <w:t>ERD and class diagram</w:t>
+              <w:t>ERD and class diagram used in Chapter 4.3 UML Design and 4.4 Database Design</w:t>
             </w:r>
           </w:p>
         </w:tc>
@@ -357,7 +366,118 @@
               <w:rPr>
                 <w:sz w:val="19"/>
               </w:rPr>
-              <w:t>MySQL schema and test data scripts</w:t>
+              <w:t>Database design and SQL scripts (task T05): MySQL schema (schema.sql) and the test data (seed.sql)</w:t>
+            </w:r>
+          </w:p>
+        </w:tc>
+      </w:tr>
+      <w:tr>
+        <w:trPr>
+          <w:cantSplit/>
+        </w:trPr>
+        <w:tc>
+          <w:tcPr>
+            <w:tcW w:type="dxa" w:w="2041"/>
+          </w:tcPr>
+          <w:p>
+            <w:pPr>
+              <w:spacing w:after="0"/>
+            </w:pPr>
+            <w:r>
+              <w:rPr>
+                <w:sz w:val="19"/>
+              </w:rPr>
+              <w:t>Documentation</w:t>
+            </w:r>
+          </w:p>
+        </w:tc>
+        <w:tc>
+          <w:tcPr>
+            <w:tcW w:type="dxa" w:w="7483"/>
+          </w:tcPr>
+          <w:p>
+            <w:pPr>
+              <w:spacing w:after="0"/>
+            </w:pPr>
+            <w:r>
+              <w:rPr>
+                <w:sz w:val="19"/>
+              </w:rPr>
+              <w:t>Team work on Chapters 1 to 4 (tasks T01 to T04)</w:t>
+            </w:r>
+          </w:p>
+        </w:tc>
+      </w:tr>
+      <w:tr>
+        <w:trPr>
+          <w:cantSplit/>
+        </w:trPr>
+        <w:tc>
+          <w:tcPr>
+            <w:tcW w:type="dxa" w:w="2041"/>
+          </w:tcPr>
+          <w:p>
+            <w:pPr>
+              <w:spacing w:after="0"/>
+            </w:pPr>
+            <w:r>
+              <w:rPr>
+                <w:sz w:val="19"/>
+              </w:rPr>
+              <w:t>Testing</w:t>
+            </w:r>
+          </w:p>
+        </w:tc>
+        <w:tc>
+          <w:tcPr>
+            <w:tcW w:type="dxa" w:w="7483"/>
+          </w:tcPr>
+          <w:p>
+            <w:pPr>
+              <w:spacing w:after="0"/>
+            </w:pPr>
+            <w:r>
+              <w:rPr>
+                <w:sz w:val="19"/>
+              </w:rPr>
+              <w:t>The seed.sql test data used for the 36 test cases and the live demo</w:t>
+            </w:r>
+          </w:p>
+        </w:tc>
+      </w:tr>
+      <w:tr>
+        <w:trPr>
+          <w:cantSplit/>
+        </w:trPr>
+        <w:tc>
+          <w:tcPr>
+            <w:tcW w:type="dxa" w:w="2041"/>
+          </w:tcPr>
+          <w:p>
+            <w:pPr>
+              <w:spacing w:after="0"/>
+            </w:pPr>
+            <w:r>
+              <w:rPr>
+                <w:sz w:val="19"/>
+              </w:rPr>
+              <w:t>Presentation</w:t>
+            </w:r>
+          </w:p>
+        </w:tc>
+        <w:tc>
+          <w:tcPr>
+            <w:tcW w:type="dxa" w:w="7483"/>
+          </w:tcPr>
+          <w:p>
+            <w:pPr>
+              <w:spacing w:after="0"/>
+            </w:pPr>
+            <w:r>
+              <w:rPr>
+                <w:sz w:val="19"/>
+              </w:rPr>
+              <w:t>Slides 5 to 7 in the final presentation (Week 5)</w:t>
             </w:r>
           </w:p>
         </w:tc>
@@ -377,6 +497,14 @@
       </w:pPr>
       <w:r>
         <w:t>Git / Evidence References</w:t>
+      </w:r>
+    </w:p>
+    <w:p>
+      <w:pPr>
+        <w:keepNext/>
+      </w:pPr>
+      <w:r>
+        <w:t>List commits, files, diagrams, test cases or other evidence.</w:t>
       </w:r>
     </w:p>
     <w:tbl>
@@ -700,10 +828,9 @@
               <w:keepNext/>
               <w:spacing w:after="0"/>
             </w:pPr>
+            <w:r/>
             <w:r>
-              <w:rPr>
-                <w:sz w:val="19"/>
-              </w:rPr>
+              <w:t>Willem Gerber</w:t>
             </w:r>
           </w:p>
         </w:tc>
@@ -721,6 +848,9 @@
                 <w:sz w:val="19"/>
               </w:rPr>
             </w:r>
+            <w:r>
+              <w:t>Yes</w:t>
+            </w:r>
           </w:p>
         </w:tc>
         <w:tc>
@@ -737,6 +867,40 @@
                 <w:sz w:val="19"/>
               </w:rPr>
             </w:r>
+            <w:r>
+              <w:drawing>
+                <wp:inline xmlns:a="http://schemas.openxmlformats.org/drawingml/2006/main" xmlns:pic="http://schemas.openxmlformats.org/drawingml/2006/picture">
+                  <wp:extent cx="635400" cy="288000"/>
+                  <wp:docPr id="1" name="Picture 1"/>
+                  <wp:cNvGraphicFramePr>
+                    <a:graphicFrameLocks noChangeAspect="1"/>
+                  </wp:cNvGraphicFramePr>
+                  <a:graphic>
+                    <a:graphicData uri="http://schemas.openxmlformats.org/drawingml/2006/picture">
+                      <pic:pic>
+                        <pic:nvPicPr>
+                          <pic:cNvPr id="0" name="willem_sig.png"/>
+                          <pic:cNvPicPr/>
+                        </pic:nvPicPr>
+                        <pic:blipFill>
+                          <a:blip r:embed="rId13"/>
+                          <a:stretch>
+                            <a:fillRect/>
+                          </a:stretch>
+                        </pic:blipFill>
+                        <pic:spPr>
+                          <a:xfrm>
+                            <a:off x="0" y="0"/>
+                            <a:ext cx="635400" cy="288000"/>
+                          </a:xfrm>
+                          <a:prstGeom prst="rect"/>
+                        </pic:spPr>
+                      </pic:pic>
+                    </a:graphicData>
+                  </a:graphic>
+                </wp:inline>
+              </w:drawing>
+            </w:r>
           </w:p>
         </w:tc>
         <w:tc>
@@ -752,6 +916,9 @@
               <w:rPr>
                 <w:sz w:val="19"/>
               </w:rPr>
+            </w:r>
+            <w:r>
+              <w:t>2026/10/29</w:t>
             </w:r>
           </w:p>
         </w:tc>

--- a/Capstone_Project/12_Assessment/Group-3_Individual_Contribution_Form_Gerhardus.docx
+++ b/Capstone_Project/12_Assessment/Group-3_Individual_Contribution_Form_Gerhardus.docx
@@ -25,7 +25,6 @@
       <w:r>
         <w:br/>
         <w:br/>
-        <w:t>Student / Group Template</w:t>
         <w:br/>
         <w:br/>
       </w:r>
@@ -221,7 +220,7 @@
     <w:p>
       <w:r>
         <w:rPr/>
-        <w:t>Name: Gerhardus van den Berg    Student No.: ____________    Group: SE2 Group 3</w:t>
+        <w:t>Name: Gerhardus van den Berg    Student No.: 20230240    Group: SE2 Group 3</w:t>
       </w:r>
     </w:p>
     <w:p>
@@ -847,10 +846,9 @@
               <w:rPr>
                 <w:sz w:val="19"/>
               </w:rPr>
-            </w:r>
-            <w:r>
               <w:t>Yes</w:t>
             </w:r>
+            <w:r/>
           </w:p>
         </w:tc>
         <w:tc>
@@ -871,7 +869,7 @@
               <w:drawing>
                 <wp:inline xmlns:a="http://schemas.openxmlformats.org/drawingml/2006/main" xmlns:pic="http://schemas.openxmlformats.org/drawingml/2006/picture">
                   <wp:extent cx="635400" cy="288000"/>
-                  <wp:docPr id="1" name="Picture 1"/>
+                  <wp:docPr id="1001" name="Picture 1"/>
                   <wp:cNvGraphicFramePr>
                     <a:graphicFrameLocks noChangeAspect="1"/>
                   </wp:cNvGraphicFramePr>
@@ -916,8 +914,6 @@
               <w:rPr>
                 <w:sz w:val="19"/>
               </w:rPr>
-            </w:r>
-            <w:r>
               <w:t>2026/10/29</w:t>
             </w:r>
           </w:p>
@@ -938,10 +934,9 @@
               <w:spacing w:after="0"/>
             </w:pPr>
             <w:r>
-              <w:rPr>
-                <w:sz w:val="19"/>
-              </w:rPr>
+              <w:t>Oscar Khumalo</w:t>
             </w:r>
+            <w:r/>
           </w:p>
         </w:tc>
         <w:tc>
@@ -957,7 +952,9 @@
               <w:rPr>
                 <w:sz w:val="19"/>
               </w:rPr>
+              <w:t>Yes</w:t>
             </w:r>
+            <w:r/>
           </w:p>
         </w:tc>
         <w:tc>
@@ -971,8 +968,10 @@
             </w:pPr>
             <w:r>
               <w:rPr>
-                <w:sz w:val="19"/>
+                <w:i/>
+                <w:sz w:val="24"/>
               </w:rPr>
+              <w:t>B.O Khumalo</w:t>
             </w:r>
           </w:p>
         </w:tc>
@@ -989,6 +988,7 @@
               <w:rPr>
                 <w:sz w:val="19"/>
               </w:rPr>
+              <w:t>2026/10/29</w:t>
             </w:r>
           </w:p>
         </w:tc>
@@ -1008,10 +1008,9 @@
               <w:spacing w:after="0"/>
             </w:pPr>
             <w:r>
-              <w:rPr>
-                <w:sz w:val="19"/>
-              </w:rPr>
+              <w:t>Thomas du Plessis</w:t>
             </w:r>
+            <w:r/>
           </w:p>
         </w:tc>
         <w:tc>
@@ -1027,7 +1026,9 @@
               <w:rPr>
                 <w:sz w:val="19"/>
               </w:rPr>
+              <w:t>Yes</w:t>
             </w:r>
+            <w:r/>
           </w:p>
         </w:tc>
         <w:tc>
@@ -1040,9 +1041,38 @@
               <w:spacing w:after="0"/>
             </w:pPr>
             <w:r>
-              <w:rPr>
-                <w:sz w:val="19"/>
-              </w:rPr>
+              <w:drawing>
+                <wp:inline xmlns:a="http://schemas.openxmlformats.org/drawingml/2006/main" xmlns:pic="http://schemas.openxmlformats.org/drawingml/2006/picture">
+                  <wp:extent cx="697986" cy="396000"/>
+                  <wp:docPr id="1002" name="Picture 3"/>
+                  <wp:cNvGraphicFramePr>
+                    <a:graphicFrameLocks noChangeAspect="1"/>
+                  </wp:cNvGraphicFramePr>
+                  <a:graphic>
+                    <a:graphicData uri="http://schemas.openxmlformats.org/drawingml/2006/picture">
+                      <pic:pic>
+                        <pic:nvPicPr>
+                          <pic:cNvPr id="0" name="image.png"/>
+                          <pic:cNvPicPr/>
+                        </pic:nvPicPr>
+                        <pic:blipFill>
+                          <a:blip r:embed="rId15"/>
+                          <a:stretch>
+                            <a:fillRect/>
+                          </a:stretch>
+                        </pic:blipFill>
+                        <pic:spPr>
+                          <a:xfrm>
+                            <a:off x="0" y="0"/>
+                            <a:ext cx="697986" cy="396000"/>
+                          </a:xfrm>
+                          <a:prstGeom prst="rect"/>
+                        </pic:spPr>
+                      </pic:pic>
+                    </a:graphicData>
+                  </a:graphic>
+                </wp:inline>
+              </w:drawing>
             </w:r>
           </w:p>
         </w:tc>
@@ -1059,6 +1089,7 @@
               <w:rPr>
                 <w:sz w:val="19"/>
               </w:rPr>
+              <w:t>2026/10/29</w:t>
             </w:r>
           </w:p>
         </w:tc>
@@ -1074,13 +1105,13 @@
           </w:tcPr>
           <w:p>
             <w:pPr>
+              <w:keepNext/>
               <w:spacing w:after="0"/>
             </w:pPr>
             <w:r>
-              <w:rPr>
-                <w:sz w:val="19"/>
-              </w:rPr>
+              <w:t>Lebohang Tlaitlai</w:t>
             </w:r>
+            <w:r/>
           </w:p>
         </w:tc>
         <w:tc>
@@ -1089,13 +1120,16 @@
           </w:tcPr>
           <w:p>
             <w:pPr>
+              <w:keepNext/>
               <w:spacing w:after="0"/>
             </w:pPr>
             <w:r>
               <w:rPr>
                 <w:sz w:val="19"/>
               </w:rPr>
+              <w:t>Yes</w:t>
             </w:r>
+            <w:r/>
           </w:p>
         </w:tc>
         <w:tc>
@@ -1104,12 +1138,15 @@
           </w:tcPr>
           <w:p>
             <w:pPr>
+              <w:keepNext/>
               <w:spacing w:after="0"/>
             </w:pPr>
             <w:r>
               <w:rPr>
-                <w:sz w:val="19"/>
+                <w:i/>
+                <w:sz w:val="24"/>
               </w:rPr>
+              <w:t>LN.Tlaitlai</w:t>
             </w:r>
           </w:p>
         </w:tc>
@@ -1119,12 +1156,14 @@
           </w:tcPr>
           <w:p>
             <w:pPr>
+              <w:keepNext/>
               <w:spacing w:after="0"/>
             </w:pPr>
             <w:r>
               <w:rPr>
                 <w:sz w:val="19"/>
               </w:rPr>
+              <w:t>2026/10/29</w:t>
             </w:r>
           </w:p>
         </w:tc>
@@ -1264,6 +1303,40 @@
                 <w:sz w:val="19"/>
               </w:rPr>
             </w:r>
+            <w:r>
+              <w:drawing>
+                <wp:inline xmlns:a="http://schemas.openxmlformats.org/drawingml/2006/main" xmlns:pic="http://schemas.openxmlformats.org/drawingml/2006/picture">
+                  <wp:extent cx="372364" cy="288000"/>
+                  <wp:docPr id="1003" name="Picture 2"/>
+                  <wp:cNvGraphicFramePr>
+                    <a:graphicFrameLocks noChangeAspect="1"/>
+                  </wp:cNvGraphicFramePr>
+                  <a:graphic>
+                    <a:graphicData uri="http://schemas.openxmlformats.org/drawingml/2006/picture">
+                      <pic:pic>
+                        <pic:nvPicPr>
+                          <pic:cNvPr id="0" name="gerhardus_sig.png"/>
+                          <pic:cNvPicPr/>
+                        </pic:nvPicPr>
+                        <pic:blipFill>
+                          <a:blip r:embed="rId14"/>
+                          <a:stretch>
+                            <a:fillRect/>
+                          </a:stretch>
+                        </pic:blipFill>
+                        <pic:spPr>
+                          <a:xfrm>
+                            <a:off x="0" y="0"/>
+                            <a:ext cx="372364" cy="288000"/>
+                          </a:xfrm>
+                          <a:prstGeom prst="rect"/>
+                        </pic:spPr>
+                      </pic:pic>
+                    </a:graphicData>
+                  </a:graphic>
+                </wp:inline>
+              </w:drawing>
+            </w:r>
           </w:p>
         </w:tc>
         <w:tc>
@@ -1278,6 +1351,7 @@
               <w:rPr>
                 <w:sz w:val="19"/>
               </w:rPr>
+              <w:t>2026/10/29</w:t>
             </w:r>
           </w:p>
         </w:tc>
